--- a/Outputs/03_Species_Abundance.docx
+++ b/Outputs/03_Species_Abundance.docx
@@ -462,7 +462,7 @@
                 <w:szCs w:val="22"/>
                 <w:color w:val="000000"/>
               </w:rPr>
-              <w:t xml:space="preserve">1,745</w:t>
+              <w:t xml:space="preserve">1,747</w:t>
             </w:r>
           </w:p>
         </w:tc>
@@ -684,7 +684,7 @@
                 <w:szCs w:val="22"/>
                 <w:color w:val="000000"/>
               </w:rPr>
-              <w:t xml:space="preserve">335</w:t>
+              <w:t xml:space="preserve">1,122</w:t>
             </w:r>
           </w:p>
         </w:tc>
